--- a/WindowsFormsApplication1/Allgemein/Bericht/Vorlagen/Berichtsvorlage_Standard.docx
+++ b/WindowsFormsApplication1/Allgemein/Bericht/Vorlagen/Berichtsvorlage_Standard.docx
@@ -4,13 +4,451 @@
   <w:body>
     <w:p>
       <w:pPr>
+        <w:pStyle w:val="Title"/>
+      </w:pPr>
+      <w:commentRangeStart w:id="0"/>
+      <w:r>
+        <w:rPr>
+          <w:noProof/>
+        </w:rPr>
+        <w:t xml:space="preserve">{{bericht.titel}}</w:t>
+      </w:r>
+    </w:p>
+    <w:p>
+      <w:pPr>
+        <w:pStyle w:val="Subtitle"/>
+      </w:pPr>
+      <w:r>
+        <w:rPr>
+          <w:noProof/>
+        </w:rPr>
+        <w:t xml:space="preserve">{{bericht.untertitel}}</w:t>
+      </w:r>
+    </w:p>
+    <w:tbl>
+      <w:tblPr>
+        <w:tblW w:w="9355" w:type="dxa"/>
+        <w:tblBorders>
+          <w:top w:val="single" w:color="BFBFBF" w:sz="4"/>
+          <w:left w:val="single" w:color="BFBFBF" w:sz="4"/>
+          <w:bottom w:val="single" w:color="BFBFBF" w:sz="4"/>
+          <w:right w:val="single" w:color="BFBFBF" w:sz="4"/>
+          <w:insideH w:val="single" w:color="BFBFBF" w:sz="4"/>
+          <w:insideV w:val="single" w:color="BFBFBF" w:sz="4"/>
+        </w:tblBorders>
+      </w:tblPr>
+      <w:tblGrid>
+        <w:gridCol w:w="2800"/>
+        <w:gridCol w:w="6555"/>
+      </w:tblGrid>
+      <w:tr>
+        <w:tc>
+          <w:tcPr>
+            <w:tcW w:w="2800" w:type="dxa"/>
+            <w:shd w:val="clear" w:color="auto" w:fill="F2F2F2"/>
+            <w:vAlign w:val="center"/>
+          </w:tcPr>
+          <w:p>
+            <w:pPr>
+              <w:spacing w:before="20" w:after="20"/>
+              <w:jc w:val="left"/>
+            </w:pPr>
+            <w:r>
+              <w:rPr>
+                <w:b/>
+                <w:noProof/>
+                <w:sz w:val="18"/>
+              </w:rPr>
+              <w:t xml:space="preserve">{{text.kunde}}</w:t>
+            </w:r>
+          </w:p>
+        </w:tc>
+        <w:tc>
+          <w:tcPr>
+            <w:tcW w:w="6555" w:type="dxa"/>
+            <w:vAlign w:val="center"/>
+          </w:tcPr>
+          <w:p>
+            <w:pPr>
+              <w:spacing w:before="20" w:after="20"/>
+              <w:jc w:val="left"/>
+            </w:pPr>
+            <w:r>
+              <w:rPr>
+                <w:noProof/>
+                <w:sz w:val="18"/>
+              </w:rPr>
+              <w:t xml:space="preserve">{{projekt.kunde}}</w:t>
+            </w:r>
+          </w:p>
+        </w:tc>
+      </w:tr>
+      <w:tr>
+        <w:tc>
+          <w:tcPr>
+            <w:tcW w:w="2800" w:type="dxa"/>
+            <w:shd w:val="clear" w:color="auto" w:fill="F2F2F2"/>
+            <w:vAlign w:val="center"/>
+          </w:tcPr>
+          <w:p>
+            <w:pPr>
+              <w:spacing w:before="20" w:after="20"/>
+              <w:jc w:val="left"/>
+            </w:pPr>
+            <w:r>
+              <w:rPr>
+                <w:b/>
+                <w:noProof/>
+                <w:sz w:val="18"/>
+              </w:rPr>
+              <w:t xml:space="preserve">{{text.bearbeiter}}</w:t>
+            </w:r>
+          </w:p>
+        </w:tc>
+        <w:tc>
+          <w:tcPr>
+            <w:tcW w:w="6555" w:type="dxa"/>
+            <w:vAlign w:val="center"/>
+          </w:tcPr>
+          <w:p>
+            <w:pPr>
+              <w:spacing w:before="20" w:after="20"/>
+              <w:jc w:val="left"/>
+            </w:pPr>
+            <w:r>
+              <w:rPr>
+                <w:noProof/>
+                <w:sz w:val="18"/>
+              </w:rPr>
+              <w:t xml:space="preserve">{{projekt.bearbeiter}}</w:t>
+            </w:r>
+          </w:p>
+        </w:tc>
+      </w:tr>
+      <w:tr>
+        <w:tc>
+          <w:tcPr>
+            <w:tcW w:w="2800" w:type="dxa"/>
+            <w:shd w:val="clear" w:color="auto" w:fill="F2F2F2"/>
+            <w:vAlign w:val="center"/>
+          </w:tcPr>
+          <w:p>
+            <w:pPr>
+              <w:spacing w:before="20" w:after="20"/>
+              <w:jc w:val="left"/>
+            </w:pPr>
+            <w:r>
+              <w:rPr>
+                <w:b/>
+                <w:noProof/>
+                <w:sz w:val="18"/>
+              </w:rPr>
+              <w:t xml:space="preserve">{{text.ersteller}}</w:t>
+            </w:r>
+          </w:p>
+        </w:tc>
+        <w:tc>
+          <w:tcPr>
+            <w:tcW w:w="6555" w:type="dxa"/>
+            <w:vAlign w:val="center"/>
+          </w:tcPr>
+          <w:p>
+            <w:pPr>
+              <w:spacing w:before="20" w:after="20"/>
+              <w:jc w:val="left"/>
+            </w:pPr>
+            <w:r>
+              <w:rPr>
+                <w:noProof/>
+                <w:sz w:val="18"/>
+              </w:rPr>
+              <w:t xml:space="preserve">{{ersteller.firma}}</w:t>
+            </w:r>
+          </w:p>
+        </w:tc>
+      </w:tr>
+      <w:tr>
+        <w:tc>
+          <w:tcPr>
+            <w:tcW w:w="2800" w:type="dxa"/>
+            <w:shd w:val="clear" w:color="auto" w:fill="F2F2F2"/>
+            <w:vAlign w:val="center"/>
+          </w:tcPr>
+          <w:p>
+            <w:pPr>
+              <w:spacing w:before="20" w:after="20"/>
+              <w:jc w:val="left"/>
+            </w:pPr>
+            <w:r>
+              <w:rPr>
+                <w:b/>
+                <w:noProof/>
+                <w:sz w:val="18"/>
+              </w:rPr>
+              <w:t xml:space="preserve">{{text.varianten}}</w:t>
+            </w:r>
+          </w:p>
+        </w:tc>
+        <w:tc>
+          <w:tcPr>
+            <w:tcW w:w="6555" w:type="dxa"/>
+            <w:vAlign w:val="center"/>
+          </w:tcPr>
+          <w:p>
+            <w:pPr>
+              <w:spacing w:before="20" w:after="20"/>
+              <w:jc w:val="left"/>
+            </w:pPr>
+            <w:r>
+              <w:rPr>
+                <w:noProof/>
+                <w:sz w:val="18"/>
+              </w:rPr>
+              <w:t xml:space="preserve">{{bericht.varianten.liste}}</w:t>
+            </w:r>
+          </w:p>
+        </w:tc>
+      </w:tr>
+      <w:tr>
+        <w:tc>
+          <w:tcPr>
+            <w:tcW w:w="2800" w:type="dxa"/>
+            <w:shd w:val="clear" w:color="auto" w:fill="F2F2F2"/>
+            <w:vAlign w:val="center"/>
+          </w:tcPr>
+          <w:p>
+            <w:pPr>
+              <w:spacing w:before="20" w:after="20"/>
+              <w:jc w:val="left"/>
+            </w:pPr>
+            <w:r>
+              <w:rPr>
+                <w:b/>
+                <w:noProof/>
+                <w:sz w:val="18"/>
+              </w:rPr>
+              <w:t xml:space="preserve">{{text.datum}}</w:t>
+            </w:r>
+          </w:p>
+        </w:tc>
+        <w:tc>
+          <w:tcPr>
+            <w:tcW w:w="6555" w:type="dxa"/>
+            <w:vAlign w:val="center"/>
+          </w:tcPr>
+          <w:p>
+            <w:pPr>
+              <w:spacing w:before="20" w:after="20"/>
+              <w:jc w:val="left"/>
+            </w:pPr>
+            <w:r>
+              <w:rPr>
+                <w:noProof/>
+                <w:sz w:val="18"/>
+              </w:rPr>
+              <w:t xml:space="preserve">{{bericht.datum}}</w:t>
+            </w:r>
+          </w:p>
+        </w:tc>
+      </w:tr>
+    </w:tbl>
+    <w:p>
+      <w:pPr>
+        <w:pStyle w:val="Hinweis"/>
+      </w:pPr>
+      <w:r>
+        <w:rPr>
+          <w:noProof/>
+        </w:rPr>
+        <w:t xml:space="preserve">{{bericht.gebaeudemodell.ausweis|leer statt strich}}</w:t>
+      </w:r>
+    </w:p>
+    <w:p>
+      <w:pPr>
+        <w:pStyle w:val="Hinweis"/>
+        <w:sectPr>
+          <w:pgSz w:w="11906" w:h="16838" w:orient="portrait"/>
+          <w:pgMar w:top="1133" w:right="1133" w:bottom="1020" w:left="1417" w:header="708" w:footer="708" w:gutter="0"/>
+          <w:pgNumType/>
+          <w:docGrid w:linePitch="360"/>
+        </w:sectPr>
+      </w:pPr>
+      <w:r>
+        <w:rPr>
+          <w:noProof/>
+        </w:rPr>
+        <w:t xml:space="preserve">{{text.erstellt_mit}}</w:t>
+      </w:r>
+      <w:r>
+        <w:t xml:space="preserve"> </w:t>
+      </w:r>
+      <w:r>
+        <w:rPr>
+          <w:noProof/>
+        </w:rPr>
+        <w:t xml:space="preserve">{{ersteller.programm}}</w:t>
+      </w:r>
+      <w:r>
+        <w:t xml:space="preserve"> </w:t>
+      </w:r>
+      <w:r>
+        <w:rPr>
+          <w:noProof/>
+        </w:rPr>
+        <w:t xml:space="preserve">{{ersteller.version}}</w:t>
+      </w:r>
+      <w:commentRangeEnd w:id="0"/>
+      <w:r>
+        <w:commentReference w:id="0"/>
+      </w:r>
+    </w:p>
+    <w:p>
+      <w:pPr>
         <w:pStyle w:val="Normal"/>
       </w:pPr>
-      <w:r>
-        <w:rPr>
-          <w:noProof/>
-        </w:rPr>
-        <w:t xml:space="preserve">{{bericht.inhalt}}</w:t>
+      <w:commentRangeStart w:id="1"/>
+      <w:r>
+        <w:rPr>
+          <w:noProof/>
+        </w:rPr>
+        <w:t xml:space="preserve">{{kapitel.inhalt}}</w:t>
+      </w:r>
+      <w:commentRangeEnd w:id="1"/>
+      <w:r>
+        <w:commentReference w:id="1"/>
+      </w:r>
+    </w:p>
+    <w:p>
+      <w:pPr>
+        <w:pStyle w:val="EPOSKapitelkopf"/>
+      </w:pPr>
+      <w:r>
+        <w:t xml:space="preserve">Projektbeschreibung</w:t>
+      </w:r>
+    </w:p>
+    <w:p>
+      <w:pPr>
+        <w:pStyle w:val="Normal"/>
+      </w:pPr>
+      <w:r>
+        <w:rPr>
+          <w:noProof/>
+        </w:rPr>
+        <w:t xml:space="preserve">{{kapitel.projekt|ohne titel}}</w:t>
+      </w:r>
+    </w:p>
+    <w:p>
+      <w:pPr>
+        <w:pStyle w:val="EPOSKapitelkopf"/>
+      </w:pPr>
+      <w:r>
+        <w:t xml:space="preserve">Komponenten &amp; Varianten</w:t>
+      </w:r>
+    </w:p>
+    <w:p>
+      <w:pPr>
+        <w:pStyle w:val="Normal"/>
+      </w:pPr>
+      <w:r>
+        <w:rPr>
+          <w:noProof/>
+        </w:rPr>
+        <w:t xml:space="preserve">{{kapitel.komponenten|ohne titel}}</w:t>
+      </w:r>
+    </w:p>
+    <w:p>
+      <w:pPr>
+        <w:pStyle w:val="EPOSKapitelkopf"/>
+      </w:pPr>
+      <w:r>
+        <w:t xml:space="preserve">Berechnungsergebnisse je Variante</w:t>
+      </w:r>
+    </w:p>
+    <w:p>
+      <w:pPr>
+        <w:pStyle w:val="Normal"/>
+      </w:pPr>
+      <w:r>
+        <w:rPr>
+          <w:noProof/>
+        </w:rPr>
+        <w:t xml:space="preserve">{{kapitel.ergebnisse|ohne titel}}</w:t>
+      </w:r>
+    </w:p>
+    <w:p>
+      <w:pPr>
+        <w:pStyle w:val="EPOSKapitelkopf"/>
+      </w:pPr>
+      <w:r>
+        <w:t xml:space="preserve">Variantenvergleich</w:t>
+      </w:r>
+    </w:p>
+    <w:p>
+      <w:pPr>
+        <w:pStyle w:val="Normal"/>
+      </w:pPr>
+      <w:r>
+        <w:rPr>
+          <w:noProof/>
+        </w:rPr>
+        <w:t xml:space="preserve">{{kapitel.vergleich|ohne titel}}</w:t>
+      </w:r>
+    </w:p>
+    <w:p>
+      <w:pPr>
+        <w:pStyle w:val="EPOSKapitelkopf"/>
+      </w:pPr>
+      <w:r>
+        <w:t xml:space="preserve">Wirtschaftlichkeit</w:t>
+      </w:r>
+    </w:p>
+    <w:p>
+      <w:pPr>
+        <w:pStyle w:val="Normal"/>
+      </w:pPr>
+      <w:r>
+        <w:rPr>
+          <w:noProof/>
+        </w:rPr>
+        <w:t xml:space="preserve">{{kapitel.wirtschaftlichkeit|ohne titel}}</w:t>
+      </w:r>
+    </w:p>
+    <w:p>
+      <w:pPr>
+        <w:pStyle w:val="EPOSKapitelkopf"/>
+      </w:pPr>
+      <w:r>
+        <w:t xml:space="preserve">Anhang</w:t>
+      </w:r>
+    </w:p>
+    <w:p>
+      <w:pPr>
+        <w:pStyle w:val="Normal"/>
+      </w:pPr>
+      <w:r>
+        <w:rPr>
+          <w:noProof/>
+        </w:rPr>
+        <w:t xml:space="preserve">{{kapitel.anhang|ohne titel}}</w:t>
+      </w:r>
+    </w:p>
+    <w:p>
+      <w:pPr>
+        <w:pStyle w:val="EPOSKapitelkopf"/>
+      </w:pPr>
+      <w:r>
+        <w:t xml:space="preserve">Checkliste für den Bewertungsbericht (DIN EN 17463, Anhang E)</w:t>
+      </w:r>
+    </w:p>
+    <w:p>
+      <w:pPr>
+        <w:pStyle w:val="Normal"/>
+      </w:pPr>
+      <w:r>
+        <w:rPr>
+          <w:noProof/>
+        </w:rPr>
+        <w:t xml:space="preserve">{{kapitel.anhang_e|ohne titel}}</w:t>
       </w:r>
     </w:p>
     <w:sectPr>
@@ -26,7 +464,43 @@
 </file>
 
 <file path=word/comments.xml><?xml version="1.0" encoding="utf-8"?>
-<w:comments xmlns:cx="http://schemas.microsoft.com/office/drawing/2014/chartex" xmlns:cx1="http://schemas.microsoft.com/office/drawing/2015/9/8/chartex" xmlns:cx2="http://schemas.microsoft.com/office/drawing/2015/10/21/chartex" xmlns:cx3="http://schemas.microsoft.com/office/drawing/2016/5/9/chartex" xmlns:cx4="http://schemas.microsoft.com/office/drawing/2016/5/10/chartex" xmlns:cx5="http://schemas.microsoft.com/office/drawing/2016/5/11/chartex" xmlns:cx6="http://schemas.microsoft.com/office/drawing/2016/5/12/chartex" xmlns:cx7="http://schemas.microsoft.com/office/drawing/2016/5/13/chartex" xmlns:cx8="http://schemas.microsoft.com/office/drawing/2016/5/14/chartex" xmlns:mc="http://schemas.openxmlformats.org/markup-compatibility/2006" xmlns:aink="http://schemas.microsoft.com/office/drawing/2016/ink" xmlns:am3d="http://schemas.microsoft.com/office/drawing/2017/model3d" xmlns:o="urn:schemas-microsoft-com:office:office" xmlns:r="http://schemas.openxmlformats.org/officeDocument/2006/relationships" xmlns:m="http://schemas.openxmlformats.org/officeDocument/2006/math" xmlns:v="urn:schemas-microsoft-com:vml" xmlns:wp14="http://schemas.microsoft.com/office/word/2010/wordprocessingDrawing" xmlns:wp="http://schemas.openxmlformats.org/drawingml/2006/wordprocessingDrawing" xmlns:w10="urn:schemas-microsoft-com:office:word" xmlns:w="http://schemas.openxmlformats.org/wordprocessingml/2006/main" xmlns:w14="http://schemas.microsoft.com/office/word/2010/wordml" xmlns:w15="http://schemas.microsoft.com/office/word/2012/wordml" xmlns:w16cex="http://schemas.microsoft.com/office/word/2018/wordml/cex" xmlns:w16cid="http://schemas.microsoft.com/office/word/2016/wordml/cid" xmlns:w16="http://schemas.microsoft.com/office/word/2018/wordml" xmlns:w16sdtdh="http://schemas.microsoft.com/office/word/2020/wordml/sdtdatahash" xmlns:w16se="http://schemas.microsoft.com/office/word/2015/wordml/symex" xmlns:wpg="http://schemas.microsoft.com/office/word/2010/wordprocessingGroup" xmlns:wpi="http://schemas.microsoft.com/office/word/2010/wordprocessingInk" xmlns:wne="http://schemas.microsoft.com/office/word/2006/wordml" xmlns:wps="http://schemas.microsoft.com/office/word/2010/wordprocessingShape"/>
+<w:comments xmlns:w="http://schemas.openxmlformats.org/wordprocessingml/2006/main">
+  <w:comment w:initials="EP" w:author="EPOS-Plan" w:id="0">
+    <w:p>
+      <w:r>
+        <w:annotationRef/>
+      </w:r>
+      <w:r>
+        <w:t xml:space="preserve">Beispielvorlage des Berichts. Text in doppelten geschweiften Klammern ist ein Platzhalter, etwa {{projekt.kunde}}: Beim Erstellen des Berichts setzt EPOS-Plan an seine Stelle den Wert aus dem Projekt. Schrift, Größe und Farbe des Platzhalters gelten für den eingesetzten Wert. Hinter einem senkrechten Strich folgt wahlweise eine Formatangabe, etwa |leer statt strich: Fehlt der Wert, bleibt die Stelle leer.</w:t>
+      </w:r>
+    </w:p>
+    <w:p>
+      <w:r>
+        <w:t xml:space="preserve">Beschriftungen wie {{text.kunde}} erscheinen in der Sprache der Oberfläche, so bleibt die Vorlage sprachneutral. Platzhalter dürfen verschoben, formatiert und gelöscht werden; der Text zwischen den Klammern muss unverändert bleiben. Auch Kopf- und Fußzeile tragen Platzhalter, die Seitenzahlen sind Word-Felder. Das Deckblatt ist ein eigener Abschnitt ohne Kopf- und Fußzeile.</w:t>
+      </w:r>
+    </w:p>
+    <w:p>
+      <w:r>
+        <w:t xml:space="preserve">Diese Datei ist aus dem bisherigen Bericht abgeleitet und die spätere Standardvorlage des Word-Berichts. Kommentare erscheinen nicht im fertigen Bericht.</w:t>
+      </w:r>
+    </w:p>
+  </w:comment>
+  <w:comment w:initials="EP" w:author="EPOS-Plan" w:id="1">
+    <w:p>
+      <w:r>
+        <w:annotationRef/>
+      </w:r>
+      <w:r>
+        <w:t xml:space="preserve">Ein Kapitelplatzhalter wie {{kapitel.inhalt}} steht allein in seinem Absatz. Beim Erstellen ersetzt EPOS-Plan den ganzen Absatz durch einen ganzen Abschnitt des Berichts – mit Überschriften, Texten, Tabellen und Diagrammen. {{kapitel.inhalt}} erzeugt das Inhaltsverzeichnis samt seiner Überschrift.</w:t>
+      </w:r>
+    </w:p>
+    <w:p>
+      <w:r>
+        <w:t xml:space="preserve">Bei den übrigen Kapiteln steht die Überschrift in der Vorlage, im Absatzformat „EPOS Kapitelkopf“; die Angabe |ohne titel unterdrückt die eigene Überschrift des Kapitels. Entfällt ein Kapitel – abgewählt oder ohne Daten –, entfällt die Überschrift darüber mit. Die Kapitel stehen in der Reihenfolge des bisherigen Berichts.</w:t>
+      </w:r>
+    </w:p>
+  </w:comment>
+</w:comments>
 </file>
 
 <file path=word/endnotes.xml><?xml version="1.0" encoding="utf-8"?>

--- a/WindowsFormsApplication1/Allgemein/Bericht/Vorlagen/Berichtsvorlage_Standard.docx
+++ b/WindowsFormsApplication1/Allgemein/Bericht/Vorlagen/Berichtsvorlage_Standard.docx
@@ -6,7 +6,6 @@
       <w:pPr>
         <w:pStyle w:val="Title"/>
       </w:pPr>
-      <w:commentRangeStart w:id="0"/>
       <w:r>
         <w:rPr>
           <w:noProof/>
@@ -297,33 +296,27 @@
         </w:rPr>
         <w:t xml:space="preserve">{{ersteller.version}}</w:t>
       </w:r>
-      <w:commentRangeEnd w:id="0"/>
-      <w:r>
-        <w:commentReference w:id="0"/>
-      </w:r>
     </w:p>
     <w:p>
       <w:pPr>
         <w:pStyle w:val="Normal"/>
       </w:pPr>
-      <w:commentRangeStart w:id="1"/>
       <w:r>
         <w:rPr>
           <w:noProof/>
         </w:rPr>
         <w:t xml:space="preserve">{{kapitel.inhalt}}</w:t>
       </w:r>
-      <w:commentRangeEnd w:id="1"/>
-      <w:r>
-        <w:commentReference w:id="1"/>
-      </w:r>
     </w:p>
     <w:p>
       <w:pPr>
         <w:pStyle w:val="EPOSKapitelkopf"/>
       </w:pPr>
       <w:r>
-        <w:t xml:space="preserve">Projektbeschreibung</w:t>
+        <w:rPr>
+          <w:noProof/>
+        </w:rPr>
+        <w:t xml:space="preserve">{{text.kapitel_projekt}}</w:t>
       </w:r>
     </w:p>
     <w:p>
@@ -342,7 +335,10 @@
         <w:pStyle w:val="EPOSKapitelkopf"/>
       </w:pPr>
       <w:r>
-        <w:t xml:space="preserve">Komponenten &amp; Varianten</w:t>
+        <w:rPr>
+          <w:noProof/>
+        </w:rPr>
+        <w:t xml:space="preserve">{{text.kapitel_komponenten}}</w:t>
       </w:r>
     </w:p>
     <w:p>
@@ -361,7 +357,10 @@
         <w:pStyle w:val="EPOSKapitelkopf"/>
       </w:pPr>
       <w:r>
-        <w:t xml:space="preserve">Berechnungsergebnisse je Variante</w:t>
+        <w:rPr>
+          <w:noProof/>
+        </w:rPr>
+        <w:t xml:space="preserve">{{text.kapitel_ergebnisse}}</w:t>
       </w:r>
     </w:p>
     <w:p>
@@ -380,7 +379,10 @@
         <w:pStyle w:val="EPOSKapitelkopf"/>
       </w:pPr>
       <w:r>
-        <w:t xml:space="preserve">Variantenvergleich</w:t>
+        <w:rPr>
+          <w:noProof/>
+        </w:rPr>
+        <w:t xml:space="preserve">{{text.kapitel_vergleich}}</w:t>
       </w:r>
     </w:p>
     <w:p>
@@ -399,7 +401,10 @@
         <w:pStyle w:val="EPOSKapitelkopf"/>
       </w:pPr>
       <w:r>
-        <w:t xml:space="preserve">Wirtschaftlichkeit</w:t>
+        <w:rPr>
+          <w:noProof/>
+        </w:rPr>
+        <w:t xml:space="preserve">{{text.kapitel_wirtschaftlichkeit}}</w:t>
       </w:r>
     </w:p>
     <w:p>
@@ -418,7 +423,10 @@
         <w:pStyle w:val="EPOSKapitelkopf"/>
       </w:pPr>
       <w:r>
-        <w:t xml:space="preserve">Anhang</w:t>
+        <w:rPr>
+          <w:noProof/>
+        </w:rPr>
+        <w:t xml:space="preserve">{{text.kapitel_anhang}}</w:t>
       </w:r>
     </w:p>
     <w:p>
@@ -437,7 +445,10 @@
         <w:pStyle w:val="EPOSKapitelkopf"/>
       </w:pPr>
       <w:r>
-        <w:t xml:space="preserve">Checkliste für den Bewertungsbericht (DIN EN 17463, Anhang E)</w:t>
+        <w:rPr>
+          <w:noProof/>
+        </w:rPr>
+        <w:t xml:space="preserve">{{text.kapitel_anhang_e}}</w:t>
       </w:r>
     </w:p>
     <w:p>
@@ -464,43 +475,7 @@
 </file>
 
 <file path=word/comments.xml><?xml version="1.0" encoding="utf-8"?>
-<w:comments xmlns:w="http://schemas.openxmlformats.org/wordprocessingml/2006/main">
-  <w:comment w:initials="EP" w:author="EPOS-Plan" w:id="0">
-    <w:p>
-      <w:r>
-        <w:annotationRef/>
-      </w:r>
-      <w:r>
-        <w:t xml:space="preserve">Beispielvorlage des Berichts. Text in doppelten geschweiften Klammern ist ein Platzhalter, etwa {{projekt.kunde}}: Beim Erstellen des Berichts setzt EPOS-Plan an seine Stelle den Wert aus dem Projekt. Schrift, Größe und Farbe des Platzhalters gelten für den eingesetzten Wert. Hinter einem senkrechten Strich folgt wahlweise eine Formatangabe, etwa |leer statt strich: Fehlt der Wert, bleibt die Stelle leer.</w:t>
-      </w:r>
-    </w:p>
-    <w:p>
-      <w:r>
-        <w:t xml:space="preserve">Beschriftungen wie {{text.kunde}} erscheinen in der Sprache der Oberfläche, so bleibt die Vorlage sprachneutral. Platzhalter dürfen verschoben, formatiert und gelöscht werden; der Text zwischen den Klammern muss unverändert bleiben. Auch Kopf- und Fußzeile tragen Platzhalter, die Seitenzahlen sind Word-Felder. Das Deckblatt ist ein eigener Abschnitt ohne Kopf- und Fußzeile.</w:t>
-      </w:r>
-    </w:p>
-    <w:p>
-      <w:r>
-        <w:t xml:space="preserve">Diese Datei ist aus dem bisherigen Bericht abgeleitet und die spätere Standardvorlage des Word-Berichts. Kommentare erscheinen nicht im fertigen Bericht.</w:t>
-      </w:r>
-    </w:p>
-  </w:comment>
-  <w:comment w:initials="EP" w:author="EPOS-Plan" w:id="1">
-    <w:p>
-      <w:r>
-        <w:annotationRef/>
-      </w:r>
-      <w:r>
-        <w:t xml:space="preserve">Ein Kapitelplatzhalter wie {{kapitel.inhalt}} steht allein in seinem Absatz. Beim Erstellen ersetzt EPOS-Plan den ganzen Absatz durch einen ganzen Abschnitt des Berichts – mit Überschriften, Texten, Tabellen und Diagrammen. {{kapitel.inhalt}} erzeugt das Inhaltsverzeichnis samt seiner Überschrift.</w:t>
-      </w:r>
-    </w:p>
-    <w:p>
-      <w:r>
-        <w:t xml:space="preserve">Bei den übrigen Kapiteln steht die Überschrift in der Vorlage, im Absatzformat „EPOS Kapitelkopf“; die Angabe |ohne titel unterdrückt die eigene Überschrift des Kapitels. Entfällt ein Kapitel – abgewählt oder ohne Daten –, entfällt die Überschrift darüber mit. Die Kapitel stehen in der Reihenfolge des bisherigen Berichts.</w:t>
-      </w:r>
-    </w:p>
-  </w:comment>
-</w:comments>
+<w:comments xmlns:cx="http://schemas.microsoft.com/office/drawing/2014/chartex" xmlns:cx1="http://schemas.microsoft.com/office/drawing/2015/9/8/chartex" xmlns:cx2="http://schemas.microsoft.com/office/drawing/2015/10/21/chartex" xmlns:cx3="http://schemas.microsoft.com/office/drawing/2016/5/9/chartex" xmlns:cx4="http://schemas.microsoft.com/office/drawing/2016/5/10/chartex" xmlns:cx5="http://schemas.microsoft.com/office/drawing/2016/5/11/chartex" xmlns:cx6="http://schemas.microsoft.com/office/drawing/2016/5/12/chartex" xmlns:cx7="http://schemas.microsoft.com/office/drawing/2016/5/13/chartex" xmlns:cx8="http://schemas.microsoft.com/office/drawing/2016/5/14/chartex" xmlns:mc="http://schemas.openxmlformats.org/markup-compatibility/2006" xmlns:aink="http://schemas.microsoft.com/office/drawing/2016/ink" xmlns:am3d="http://schemas.microsoft.com/office/drawing/2017/model3d" xmlns:o="urn:schemas-microsoft-com:office:office" xmlns:r="http://schemas.openxmlformats.org/officeDocument/2006/relationships" xmlns:m="http://schemas.openxmlformats.org/officeDocument/2006/math" xmlns:v="urn:schemas-microsoft-com:vml" xmlns:wp14="http://schemas.microsoft.com/office/word/2010/wordprocessingDrawing" xmlns:wp="http://schemas.openxmlformats.org/drawingml/2006/wordprocessingDrawing" xmlns:w10="urn:schemas-microsoft-com:office:word" xmlns:w="http://schemas.openxmlformats.org/wordprocessingml/2006/main" xmlns:w14="http://schemas.microsoft.com/office/word/2010/wordml" xmlns:w15="http://schemas.microsoft.com/office/word/2012/wordml" xmlns:w16cex="http://schemas.microsoft.com/office/word/2018/wordml/cex" xmlns:w16cid="http://schemas.microsoft.com/office/word/2016/wordml/cid" xmlns:w16="http://schemas.microsoft.com/office/word/2018/wordml" xmlns:w16sdtdh="http://schemas.microsoft.com/office/word/2020/wordml/sdtdatahash" xmlns:w16se="http://schemas.microsoft.com/office/word/2015/wordml/symex" xmlns:wpg="http://schemas.microsoft.com/office/word/2010/wordprocessingGroup" xmlns:wpi="http://schemas.microsoft.com/office/word/2010/wordprocessingInk" xmlns:wne="http://schemas.microsoft.com/office/word/2006/wordml" xmlns:wps="http://schemas.microsoft.com/office/word/2010/wordprocessingShape"/>
 </file>
 
 <file path=word/endnotes.xml><?xml version="1.0" encoding="utf-8"?>
@@ -686,7 +661,7 @@
         <wp:inline distT="0" distB="0" distL="0" distR="0">
           <wp:extent cx="857250" cy="466725"/>
           <wp:effectExtent l="0" t="0" r="0" b="0"/>
-          <wp:docPr id="1" name="" descr="" title=""/>
+          <wp:docPr id="1" name="" descr="{{bild.ersteller.logo}}" title=""/>
           <wp:cNvGraphicFramePr>
             <a:graphicFrameLocks xmlns:a="http://schemas.openxmlformats.org/drawingml/2006/main" noChangeAspect="1"/>
           </wp:cNvGraphicFramePr>
